--- a/fra/docx/02.content.docx
+++ b/fra/docx/02.content.docx
@@ -11,6 +11,15 @@
         <w:pStyle w:val="Heading2"/>
       </w:pPr>
       <w:r>
+        <w:t>Resource: Notes d'étude (Tyndale)</w:t>
+      </w:r>
+      <w:r/>
+    </w:p>
+    <w:p>
+      <w:pPr>
+        <w:pStyle w:val="Heading2"/>
+      </w:pPr>
+      <w:r>
         <w:t>License Information</w:t>
       </w:r>
       <w:r/>
@@ -21,7 +30,7 @@
         <w:rPr>
           <w:b/>
         </w:rPr>
-        <w:t>Study Notes (Tyndale)</w:t>
+        <w:t>Notes d'étude (Tyndale)</w:t>
       </w:r>
       <w:r>
         <w:t xml:space="preserve"> (French) is based on</w:t>
@@ -74,7 +83,7 @@
         <w:pStyle w:val="Heading1"/>
       </w:pPr>
       <w:r>
-        <w:t>Study Notes (Tyndale)</w:t>
+        <w:t>Notes d'étude (Tyndale)</w:t>
       </w:r>
     </w:p>
     <w:p>
@@ -83,6 +92,51 @@
           <w:headerReference w:type="even" r:id="rId8"/>
           <w:headerReference w:type="default" r:id="rId9"/>
           <w:footerReference w:type="default" r:id="rId10"/>
+          <w:footnotePr>
+            <w:numRestart w:val="eachSect"/>
+          </w:footnotePr>
+          <w:type w:val="continuous"/>
+          <w:pgSz w:w="12240" w:h="15840" w:code="1"/>
+          <w:pgMar w:top="1440" w:right="1440" w:bottom="1440" w:left="1440" w:header="504" w:footer="504" w:gutter="0"/>
+          <w:cols w:space="708"/>
+          <w:titlePg/>
+          <w:docGrid w:linePitch="360"/>
+        </w:sectPr>
+      </w:pPr>
+    </w:p>
+    <w:p>
+      <w:r/>
+    </w:p>
+    <w:p>
+      <w:pPr>
+        <w:pStyle w:val="Heading2"/>
+      </w:pPr>
+      <w:r>
+        <w:t>EXO</w:t>
+      </w:r>
+      <w:r/>
+    </w:p>
+    <w:p>
+      <w:r/>
+      <w:r>
+        <w:rPr>
+          <w:i/>
+        </w:rPr>
+        <w:t>Exode 1.1, Exode 1.1–22, Exode 1.2–4, Exode 1.5, Exode 1.6–7, Exode 1.8–10, Exode 1.10, Exode 1.11, Exode 1.12, Exode 1.14, Exode 1.15, Exode 1.16, Exode 1.17, Exode 1.19, Exode 1.20–21, Exode 2.1, Exode 2.1–25, Exode 2.2, Exode 2.3, Exode 2.5–6, Exode 2.7–9, Exode 2.10, Exode 2.11–12, Exode 2.11–15, Exode 2.13, Exode 2.14, Exode 2.15, Exode 2.16, Exode 2.16–25, Exode 2.17, Exode 2.18–20, Exode 2.24–25, Exode 3.1, Exode 3.1–10, Exode 3.1–4.28, Exode 3.2, Exode 3.4, Exode 3.5, Exode 3.6, Exode 3.7, Exode 3.8, Exode 3.10, Exode 3.11–12, Exode 3.11–4.17, Exode 3.12, Exode 3.13–22, Exode 3.14, Exode 3.15, Exode 3.16–17, Exode 3.18, Exode 3.19, Exode 3.20–21, Exode 4.1–9, Exode 4.3, Exode 4.6, Exode 4.9, Exode 4.10–17, Exode 4.11, Exode 4.13, Exode 4.14–17, Exode 4.18, Exode 4.20, Exode 4.21–23, Exode 4.24–26, Exode 4.25, Exode 4.27, Exode 4.29–7.7, Exode 4.31, Exode 5.1, Exode 5.1–14, Exode 5.2, Exode 5.3, Exode 5.4–5, Exode 5.6–14, Exode 5.7, Exode 5.22, Exode 5.22–23, Exode 6.1, Exode 6.1–13, Exode 6.2–3, Exode 6.2–8, Exode 6.7, Exode 6.9, Exode 6.10–13, Exode 6.14–16, Exode 6.14–30, Exode 6.16–20, Exode 6.18, Exode 6.20–25, Exode 7.1–7, Exode 7.3, Exode 7.5, Exode 7.7, Exode 7.8–11.10, Exode 7.8–12.30, Exode 7.9, Exode 7.11, Exode 7.14, Exode 7.14–25, Exode 7.22, Exode 8.1–15, Exode 8.7–8, Exode 8.9, Exode 8.10, Exode 8.13, Exode 8.16–19, Exode 8.19, Exode 8.20–32, Exode 8.25, Exode 8.26–27, Exode 8.29–30, Exode 9.1–7, Exode 9.3, Exode 9.5–6, Exode 9.8–12, Exode 9.12, Exode 9.13–33, Exode 9.14–17, Exode 9.16, Exode 9.20–21, Exode 9.26, Exode 9.27, Exode 9.29, Exode 10.1–20, Exode 10.2, Exode 10.4, Exode 10.7–11, Exode 10.13, Exode 10.13–15, Exode 10.17, Exode 10.21–29, Exode 10.24, Exode 10.25–26, Exode 10.27–29, Exode 11.1–9, Exode 11.3, Exode 11.5, Exode 11.7, Exode 11.8, Exode 12.1–30, Exode 12.2, Exode 12.5, Exode 12.6, Exode 12.7, Exode 12.10, Exode 12.11, Exode 12.12, Exode 12.14, Exode 12.15, Exode 12.22, Exode 12.25, Exode 12.26–27, Exode 12.28–30, Exode 12.31–33, Exode 12.31–14.31, Exode 12.35, Exode 12.37, Exode 12.38, Exode 12.40, Exode 12.43–50, Exode 12.46, Exode 12.51, Exode 13.1–10, Exode 13.1–16, Exode 13.5, Exode 13.9, Exode 13.13, Exode 13.16, Exode 13.17–18, Exode 13.17–14.4, Exode 13.18, Exode 13.19, Exode 13.20, Exode 13.21, Exode 14.2, Exode 14.4, Exode 14.5–14, Exode 14.6–7, Exode 14.9, Exode 14.10–12, Exode 14.13–14, Exode 14.15–31, Exode 14.17, Exode 14.19–25, Exode 14.22, Exode 14.25, Exode 14.31, Exode 15.1, Exode 15.1–5, Exode 15.1–18, Exode 15.2, Exode 15.3, Exode 15.6, Exode 15.6–12, Exode 15.8, Exode 15.9–10, Exode 15.11, Exode 15.13, Exode 15.13–18, Exode 15.14–15, Exode 15.17, Exode 15.19–21, Exode 15.22–27, Exode 15.22–18.27, Exode 15.23, Exode 15.24, Exode 15.25, Exode 15.26, Exode 16.1–36, Exode 16.2, Exode 16.3, Exode 16.4–5, Exode 16.7, Exode 16.15, Exode 16.19–20, Exode 16.21–30, Exode 16.32–36, Exode 16.35, Exode 17.1, Exode 17.2, Exode 17.3, Exode 17.6, Exode 17.8, Exode 17.8–16, Exode 17.9, Exode 17.9–13, Exode 17.14–16, Exode 17.15, Exode 17.16, Exode 18.1–12, Exode 18.7, Exode 18.13–16, Exode 18.13–27, Exode 18.17–18, Exode 18.19–22, Exode 19.1, Exode 19.1–9, Exode 19.2, Exode 19.3, Exode 19.5–6, Exode 19.7–8, Exode 19.9, Exode 19.10–15, Exode 19.16–25, Exode 19.21–25, Exode 20.1, Exode 20.1–17, Exode 20.1–23.33, Exode 20.2, Exode 20.3, Exode 20.3–11, Exode 20.3–17, Exode 20.4, Exode 20.5–6, Exode 20.7, Exode 20.8–11, Exode 20.11, Exode 20.12, Exode 20.12–17, Exode 20.13, Exode 20.14, Exode 20.15, Exode 20.16, Exode 20.17, Exode 20.18–21, Exode 20.18–26, Exode 20.22–26, Exode 21.1–11, Exode 21.1–23.19, Exode 21.1–23.33, Exode 21.2, Exode 21.3, Exode 21.4–6, Exode 21.7–9, Exode 21.12–17, Exode 21.14, Exode 21.17, Exode 21.18–27, Exode 21.22–25, Exode 21.28–32, Exode 21.33–22.15, Exode 22.16–31, Exode 22.18, Exode 22.20, Exode 22.21, Exode 22.22–23, Exode 22.25–27, Exode 22.30, Exode 22.31, Exode 23.1–3, Exode 23.1–9, Exode 23.7, Exode 23.10–12, Exode 23.14–17, Exode 23.15, Exode 23.16, Exode 23.18, Exode 23.19, Exode 23.20–23, Exode 23.20–33, Exode 23.24, Exode 23.26, Exode 23.29–31, Exode 23.31, Exode 23.33, Exode 24.1–2, Exode 24.1–18, Exode 24.3, Exode 24.4, Exode 24.6, Exode 24.7, Exode 24.8, Exode 24.10, Exode 24.11, Exode 24.12, Exode 24.17, Exode 25.1–27.19, Exode 25.1–40.38, Exode 25.2, Exode 25.8, Exode 25.9, Exode 25.10–22, Exode 25.12–15, Exode 25.17, Exode 25.18, Exode 25.22, Exode 25.23–30, Exode 25.29, Exode 25.31–39, Exode 26.1–37, Exode 26.2–6, Exode 26.9, Exode 26.15, Exode 26.19, Exode 26.31, Exode 26.33, Exode 26.36–37, Exode 27.1–8, Exode 27.1–19, Exode 27.2, Exode 27.5, Exode 27.9–19, Exode 27.16, Exode 27.19, Exode 27.20–21, Exode 27.20–30.38, Exode 27.21, Exode 28.1–2, Exode 28.1–43, Exode 28.6–14, Exode 28.12, Exode 28.15–30, Exode 28.29, Exode 28.30, Exode 28.31–35, Exode 28.36–38, Exode 28.39, Exode 28.42–43, Exode 29.1, Exode 29.1–37, Exode 29.4, Exode 29.7, Exode 29.9, Exode 29.10–34, Exode 29.13, Exode 29.14, Exode 29.15–18, Exode 29.18, Exode 29:19–28, Exode 29.20–21, Exode 29.30, Exode 29.31, Exode 29.32–34, Exode 29.33, Exode 29.37, Exode 29.38–41, Exode 29.42–46, Exode 29.46, Exode 30.1–10, Exode 30.6, Exode 30.12, Exode 30.17–21, Exode 30.22–38, Exode 30.33, Exode 31.1–11, Exode 31.3, Exode 31.6, Exode 31.11, Exode 31.12–18, Exode 31.14–15, Exode 31.18, Exode 32.1, Exode 32.1–6, Exode 32.1–35, Exode 32.2–4, Exode 32.4, Exode 32.5, Exode 32.6, Exode 32.7, Exode 32.9–10, Exode 32.10, Exode 32.11–13, Exode 32.14, Exode 32.15–29, Exode 32.16, Exode 32.19, Exode 32.20, Exode 32.21–25, Exode 32.25, Exode 32.26–29, Exode 32.30–35, Exode 32.32, Exode 32.33, Exode 32.34, Exode 33.1–6, Exode 33.2–3, Exode 33.3, Exode 33.4–6, Exode 33.7, Exode 33.7–11, Exode 33.8–11, Exode 33.11, Exode 33.12, Exode 33.12–23, Exode 33.13, Exode 33.14, Exode 33.15–16, Exode 33.17, Exode 33.18, Exode 33.19, Exode 33.20–23, Exode 34.1–3, Exode 34.1–35, Exode 34.5–6, Exode 34.5–9, Exode 34.6, Exode 34.7, Exode 34.8–9, Exode 34.10–11, Exode 34.10–26, Exode 34.12–17, Exode 34.13, Exode 34.16, Exode 34.22, Exode 34.23, Exode 34.24, Exode 34.27–28, Exode 34.29–35, Exode 34.33, Exode 35.1–40.38, Exode 35.4–36.7, Exode 37.1–29, Exode 38.1–20, Exode 38.8, Exode 38.21, Exode 38.21–29, Exode 38.26, Exode 39.1–31, Exode 39.30, Exode 39.32–43, Exode 40.1–33, Exode 40.2, Exode 40.3, Exode 40.33, Exode 40.34–38, Exode 40.38</w:t>
+      </w:r>
+      <w:r/>
+    </w:p>
+    <w:p>
+      <w:r/>
+      <w:r>
+        <w:t xml:space="preserve"> </w:t>
+      </w:r>
+      <w:r/>
+      <w:r/>
+    </w:p>
+    <w:p>
+      <w:pPr>
+        <w:sectPr>
           <w:footnotePr>
             <w:numRestart w:val="eachSect"/>
           </w:footnotePr>

--- a/fra/docx/02.content.docx
+++ b/fra/docx/02.content.docx
@@ -163,13 +163,6 @@
         <w:rPr>
           <w:lang w:val="fr_FR" w:bidi="fr_FR"/>
         </w:rPr>
-      </w:r>
-      <w:r>
-        <w:rPr>
-          <w:i/>
-          <w:lang w:val="fr_FR" w:bidi="fr_FR"/>
-        </w:rPr>
-        <w:t>Exode 1.1, Exode 1.1–22, Exode 1.2–4, Exode 1.5, Exode 1.6–7, Exode 1.8–10, Exode 1.10, Exode 1.11, Exode 1.12, Exode 1.14, Exode 1.15, Exode 1.16, Exode 1.17, Exode 1.19, Exode 1.20–21, Exode 2.1, Exode 2.1–25, Exode 2.2, Exode 2.3, Exode 2.5–6, Exode 2.7–9, Exode 2.10, Exode 2.11–12, Exode 2.11–15, Exode 2.13, Exode 2.14, Exode 2.15, Exode 2.16, Exode 2.16–25, Exode 2.17, Exode 2.18–20, Exode 2.24–25, Exode 3.1, Exode 3.1–10, Exode 3.1–4.28, Exode 3.2, Exode 3.4, Exode 3.5, Exode 3.6, Exode 3.7, Exode 3.8, Exode 3.10, Exode 3.11–12, Exode 3.11–4.17, Exode 3.12, Exode 3.13–22, Exode 3.14, Exode 3.15, Exode 3.16–17, Exode 3.18, Exode 3.19, Exode 3.20–21, Exode 4.1–9, Exode 4.3, Exode 4.6, Exode 4.9, Exode 4.10–17, Exode 4.11, Exode 4.13, Exode 4.14–17, Exode 4.18, Exode 4.20, Exode 4.21–23, Exode 4.24–26, Exode 4.25, Exode 4.27, Exode 4.29–7.7, Exode 4.31, Exode 5.1, Exode 5.1–14, Exode 5.2, Exode 5.3, Exode 5.4–5, Exode 5.6–14, Exode 5.7, Exode 5.22, Exode 5.22–23, Exode 6.1, Exode 6.1–13, Exode 6.2–3, Exode 6.2–8, Exode 6.7, Exode 6.9, Exode 6.10–13, Exode 6.14–16, Exode 6.14–30, Exode 6.16–20, Exode 6.18, Exode 6.20–25, Exode 7.1–7, Exode 7.3, Exode 7.5, Exode 7.7, Exode 7.8–11.10, Exode 7.8–12.30, Exode 7.9, Exode 7.11, Exode 7.14, Exode 7.14–25, Exode 7.22, Exode 8.1–15, Exode 8.7–8, Exode 8.9, Exode 8.10, Exode 8.13, Exode 8.16–19, Exode 8.19, Exode 8.20–32, Exode 8.25, Exode 8.26–27, Exode 8.29–30, Exode 9.1–7, Exode 9.3, Exode 9.5–6, Exode 9.8–12, Exode 9.12, Exode 9.13–33, Exode 9.14–17, Exode 9.16, Exode 9.20–21, Exode 9.26, Exode 9.27, Exode 9.29, Exode 10.1–20, Exode 10.2, Exode 10.4, Exode 10.7–11, Exode 10.13, Exode 10.13–15, Exode 10.17, Exode 10.21–29, Exode 10.24, Exode 10.25–26, Exode 10.27–29, Exode 11.1–9, Exode 11.3, Exode 11.5, Exode 11.7, Exode 11.8, Exode 12.1–30, Exode 12.2, Exode 12.5, Exode 12.6, Exode 12.7, Exode 12.10, Exode 12.11, Exode 12.12, Exode 12.14, Exode 12.15, Exode 12.22, Exode 12.25, Exode 12.26–27, Exode 12.28–30, Exode 12.31–33, Exode 12.31–14.31, Exode 12.35, Exode 12.37, Exode 12.38, Exode 12.40, Exode 12.43–50, Exode 12.46, Exode 12.51, Exode 13.1–10, Exode 13.1–16, Exode 13.5, Exode 13.9, Exode 13.13, Exode 13.16, Exode 13.17–18, Exode 13.17–14.4, Exode 13.18, Exode 13.19, Exode 13.20, Exode 13.21, Exode 14.2, Exode 14.4, Exode 14.5–14, Exode 14.6–7, Exode 14.9, Exode 14.10–12, Exode 14.13–14, Exode 14.15–31, Exode 14.17, Exode 14.19–25, Exode 14.22, Exode 14.25, Exode 14.31, Exode 15.1, Exode 15.1–5, Exode 15.1–18, Exode 15.2, Exode 15.3, Exode 15.6, Exode 15.6–12, Exode 15.8, Exode 15.9–10, Exode 15.11, Exode 15.13, Exode 15.13–18, Exode 15.14–15, Exode 15.17, Exode 15.19–21, Exode 15.22–27, Exode 15.22–18.27, Exode 15.23, Exode 15.24, Exode 15.25, Exode 15.26, Exode 16.1–36, Exode 16.2, Exode 16.3, Exode 16.4–5, Exode 16.7, Exode 16.15, Exode 16.19–20, Exode 16.21–30, Exode 16.32–36, Exode 16.35, Exode 17.1, Exode 17.2, Exode 17.3, Exode 17.6, Exode 17.8, Exode 17.8–16, Exode 17.9, Exode 17.9–13, Exode 17.14–16, Exode 17.15, Exode 17.16, Exode 18.1–12, Exode 18.7, Exode 18.13–16, Exode 18.13–27, Exode 18.17–18, Exode 18.19–22, Exode 19.1, Exode 19.1–9, Exode 19.2, Exode 19.3, Exode 19.5–6, Exode 19.7–8, Exode 19.9, Exode 19.10–15, Exode 19.16–25, Exode 19.21–25, Exode 20.1, Exode 20.1–17, Exode 20.1–23.33, Exode 20.2, Exode 20.3, Exode 20.3–11, Exode 20.3–17, Exode 20.4, Exode 20.5–6, Exode 20.7, Exode 20.8–11, Exode 20.11, Exode 20.12, Exode 20.12–17, Exode 20.13, Exode 20.14, Exode 20.15, Exode 20.16, Exode 20.17, Exode 20.18–21, Exode 20.18–26, Exode 20.22–26, Exode 21.1–11, Exode 21.1–23.19, Exode 21.1–23.33, Exode 21.2, Exode 21.3, Exode 21.4–6, Exode 21.7–9, Exode 21.12–17, Exode 21.14, Exode 21.17, Exode 21.18–27, Exode 21.22–25, Exode 21.28–32, Exode 21.33–22.15, Exode 22.16–31, Exode 22.18, Exode 22.20, Exode 22.21, Exode 22.22–23, Exode 22.25–27, Exode 22.30, Exode 22.31, Exode 23.1–3, Exode 23.1–9, Exode 23.7, Exode 23.10–12, Exode 23.14–17, Exode 23.15, Exode 23.16, Exode 23.18, Exode 23.19, Exode 23.20–23, Exode 23.20–33, Exode 23.24, Exode 23.26, Exode 23.29–31, Exode 23.31, Exode 23.33, Exode 24.1–2, Exode 24.1–18, Exode 24.3, Exode 24.4, Exode 24.6, Exode 24.7, Exode 24.8, Exode 24.10, Exode 24.11, Exode 24.12, Exode 24.17, Exode 25.1–27.19, Exode 25.1–40.38, Exode 25.2, Exode 25.8, Exode 25.9, Exode 25.10–22, Exode 25.12–15, Exode 25.17, Exode 25.18, Exode 25.22, Exode 25.23–30, Exode 25.29, Exode 25.31–39, Exode 26.1–37, Exode 26.2–6, Exode 26.9, Exode 26.15, Exode 26.19, Exode 26.31, Exode 26.33, Exode 26.36–37, Exode 27.1–8, Exode 27.1–19, Exode 27.2, Exode 27.5, Exode 27.9–19, Exode 27.16, Exode 27.19, Exode 27.20–21, Exode 27.20–30.38, Exode 27.21, Exode 28.1–2, Exode 28.1–43, Exode 28.6–14, Exode 28.12, Exode 28.15–30, Exode 28.29, Exode 28.30, Exode 28.31–35, Exode 28.36–38, Exode 28.39, Exode 28.42–43, Exode 29.1, Exode 29.1–37, Exode 29.4, Exode 29.7, Exode 29.9, Exode 29.10–34, Exode 29.13, Exode 29.14, Exode 29.15–18, Exode 29.18, Exode 29:19–28, Exode 29.20–21, Exode 29.30, Exode 29.31, Exode 29.32–34, Exode 29.33, Exode 29.37, Exode 29.38–41, Exode 29.42–46, Exode 29.46, Exode 30.1–10, Exode 30.6, Exode 30.12, Exode 30.17–21, Exode 30.22–38, Exode 30.33, Exode 31.1–11, Exode 31.3, Exode 31.6, Exode 31.11, Exode 31.12–18, Exode 31.14–15, Exode 31.18, Exode 32.1, Exode 32.1–6, Exode 32.1–35, Exode 32.2–4, Exode 32.4, Exode 32.5, Exode 32.6, Exode 32.7, Exode 32.9–10, Exode 32.10, Exode 32.11–13, Exode 32.14, Exode 32.15–29, Exode 32.16, Exode 32.19, Exode 32.20, Exode 32.21–25, Exode 32.25, Exode 32.26–29, Exode 32.30–35, Exode 32.32, Exode 32.33, Exode 32.34, Exode 33.1–6, Exode 33.2–3, Exode 33.3, Exode 33.4–6, Exode 33.7, Exode 33.7–11, Exode 33.8–11, Exode 33.11, Exode 33.12, Exode 33.12–23, Exode 33.13, Exode 33.14, Exode 33.15–16, Exode 33.17, Exode 33.18, Exode 33.19, Exode 33.20–23, Exode 34.1–3, Exode 34.1–35, Exode 34.5–6, Exode 34.5–9, Exode 34.6, Exode 34.7, Exode 34.8–9, Exode 34.10–11, Exode 34.10–26, Exode 34.12–17, Exode 34.13, Exode 34.16, Exode 34.22, Exode 34.23, Exode 34.24, Exode 34.27–28, Exode 34.29–35, Exode 34.33, Exode 35.1–40.38, Exode 35.4–36.7, Exode 37.1–29, Exode 38.1–20, Exode 38.8, Exode 38.21, Exode 38.21–29, Exode 38.26, Exode 39.1–31, Exode 39.30, Exode 39.32–43, Exode 40.1–33, Exode 40.2, Exode 40.3, Exode 40.33, Exode 40.34–38, Exode 40.38</w:t>
       </w:r>
       <w:r>
         <w:rPr>

--- a/fra/docx/02.content.docx
+++ b/fra/docx/02.content.docx
@@ -150,19 +150,6 @@
           <w:lang w:val="fr_FR" w:bidi="fr_FR"/>
         </w:rPr>
         <w:t>EXO</w:t>
-      </w:r>
-      <w:r>
-        <w:rPr>
-          <w:lang w:val="fr_FR" w:bidi="fr_FR"/>
-        </w:rPr>
-      </w:r>
-    </w:p>
-    <w:p>
-      <w:pPr/>
-      <w:r>
-        <w:rPr>
-          <w:lang w:val="fr_FR" w:bidi="fr_FR"/>
-        </w:rPr>
       </w:r>
       <w:r>
         <w:rPr>

--- a/fra/docx/02.content.docx
+++ b/fra/docx/02.content.docx
@@ -19,7 +19,7 @@
         <w:rPr>
           <w:lang w:val="fr_FR" w:bidi="fr_FR"/>
         </w:rPr>
-        <w:t>Resource: Notes d'étude (Tyndale)</w:t>
+        <w:t>Resource: Tyndale Open Study Notes</w:t>
       </w:r>
       <w:r>
         <w:rPr>
@@ -112,7 +112,7 @@
         <w:rPr>
           <w:lang w:val="fr_FR" w:bidi="fr_FR"/>
         </w:rPr>
-        <w:t>Notes d'étude (Tyndale)</w:t>
+        <w:t>Tyndale Open Study Notes</w:t>
       </w:r>
     </w:p>
     <w:p>

--- a/fra/docx/02.content.docx
+++ b/fra/docx/02.content.docx
@@ -19,7 +19,7 @@
         <w:rPr>
           <w:lang w:val="fr_FR" w:bidi="fr_FR"/>
         </w:rPr>
-        <w:t>Resource: Tyndale Open Study Notes</w:t>
+        <w:t>Resource: Aquifer Open Study Notes</w:t>
       </w:r>
       <w:r>
         <w:rPr>
@@ -112,7 +112,7 @@
         <w:rPr>
           <w:lang w:val="fr_FR" w:bidi="fr_FR"/>
         </w:rPr>
-        <w:t>Tyndale Open Study Notes</w:t>
+        <w:t>Aquifer Open Study Notes</w:t>
       </w:r>
     </w:p>
     <w:p>
